--- a/docs/docx/SECURITY_AUDIT.docx
+++ b/docs/docx/SECURITY_AUDIT.docx
@@ -58,7 +58,7 @@
           <w:b/>
           <w:bCs/>
         </w:rPr>
-        <w:t xml:space="preserve">3.10.711</w:t>
+        <w:t xml:space="preserve">3.10.798</w:t>
       </w:r>
       <w:r>
         <w:t xml:space="preserve">)</w:t>
